--- a/高中物理/高中物理同步/人教版选必2 第3章 交变电流·实验卷（3题）.docx
+++ b/高中物理/高中物理同步/人教版选必2 第3章 交变电流·实验卷（3题）.docx
@@ -3460,7 +3460,7 @@
 <w:ftr xmlns:w="http://schemas.openxmlformats.org/wordprocessingml/2006/main">
   <w:p xmlns:w="http://schemas.openxmlformats.org/wordprocessingml/2006/main">
     <w:pPr>
-      <w:jc w:val="center"/>
+      <w:jc w:val="left"/>
     </w:pPr>
     <w:r>
       <w:rPr>

--- a/高中物理/高中物理同步/人教版选必2 第3章 交变电流·实验卷（3题）.docx
+++ b/高中物理/高中物理同步/人教版选必2 第3章 交变电流·实验卷（3题）.docx
@@ -3532,39 +3532,7 @@
         <w:sz w:val="21"/>
         <w:szCs w:val="21"/>
       </w:rPr>
-      <w:fldChar w:fldCharType="begin"/>
-    </w:r>
-    <w:r>
-      <w:rPr>
-        <w:rFonts w:ascii="Times New Roman" w:hAnsi="Times New Roman" w:eastAsia="宋体" w:cs="Times New Roman"/>
-        <w:sz w:val="21"/>
-        <w:szCs w:val="21"/>
-      </w:rPr>
-      <w:instrText xml:space="preserve"> NUMPAGES </w:instrText>
-    </w:r>
-    <w:r>
-      <w:rPr>
-        <w:rFonts w:ascii="Times New Roman" w:hAnsi="Times New Roman" w:eastAsia="宋体" w:cs="Times New Roman"/>
-        <w:sz w:val="21"/>
-        <w:szCs w:val="21"/>
-      </w:rPr>
-      <w:fldChar w:fldCharType="separate"/>
-    </w:r>
-    <w:r>
-      <w:rPr>
-        <w:rFonts w:ascii="Times New Roman" w:hAnsi="Times New Roman" w:eastAsia="宋体" w:cs="Times New Roman"/>
-        <w:sz w:val="21"/>
-        <w:szCs w:val="21"/>
-      </w:rPr>
       <w:t>3</w:t>
-    </w:r>
-    <w:r>
-      <w:rPr>
-        <w:rFonts w:ascii="Times New Roman" w:hAnsi="Times New Roman" w:eastAsia="宋体" w:cs="Times New Roman"/>
-        <w:sz w:val="21"/>
-        <w:szCs w:val="21"/>
-      </w:rPr>
-      <w:fldChar w:fldCharType="end"/>
     </w:r>
     <w:r>
       <w:rPr>
